--- a/Dokumen_Pengujian_User_V2.docx
+++ b/Dokumen_Pengujian_User_V2.docx
@@ -295,6 +295,14 @@
       </w:r>
     </w:p>
     <w:p>
+      <w:pPr>
+        <w:spacing w:after="40" w:before="40"/>
+      </w:pPr>
+      <w:r>
+        <w:t>15. Guest Mode (Browsing Tanpa Wallet)</w:t>
+      </w:r>
+    </w:p>
+    <w:p>
       <w:r>
         <w:br w:type="page"/>
       </w:r>
@@ -12232,6 +12240,1404 @@
       </w:r>
     </w:p>
     <w:p>
+      <w:r>
+        <w:rPr>
+          <w:b/>
+          <w:color w:val="0D47A1"/>
+          <w:sz w:val="24"/>
+        </w:rPr>
+        <w:t xml:space="preserve">  TC-U15 – Guest Mode (Browsing Tanpa Wallet)</w:t>
+      </w:r>
+    </w:p>
+    <w:tbl>
+      <w:tblPr>
+        <w:tblStyle w:val="TableGrid"/>
+        <w:tblW w:type="auto" w:w="0"/>
+        <w:jc w:val="center"/>
+        <w:tblLook w:firstColumn="1" w:firstRow="1" w:lastColumn="0" w:lastRow="0" w:noHBand="0" w:noVBand="1" w:val="04A0"/>
+      </w:tblPr>
+      <w:tblGrid>
+        <w:gridCol w:w="3159"/>
+        <w:gridCol w:w="3159"/>
+        <w:gridCol w:w="3159"/>
+        <w:gridCol w:w="3159"/>
+        <w:gridCol w:w="3159"/>
+        <w:gridCol w:w="3159"/>
+        <w:gridCol w:w="3159"/>
+      </w:tblGrid>
+      <w:tr>
+        <w:tc>
+          <w:tcPr>
+            <w:tcW w:type="dxa" w:w="567"/>
+            <w:shd w:fill="0D47A1" w:val="clear"/>
+          </w:tcPr>
+          <w:p>
+            <w:pPr>
+              <w:jc w:val="center"/>
+            </w:pPr>
+            <w:r>
+              <w:t>No</w:t>
+            </w:r>
+          </w:p>
+        </w:tc>
+        <w:tc>
+          <w:tcPr>
+            <w:tcW w:type="dxa" w:w="1814"/>
+            <w:shd w:fill="0D47A1" w:val="clear"/>
+          </w:tcPr>
+          <w:p>
+            <w:pPr>
+              <w:jc w:val="center"/>
+            </w:pPr>
+            <w:r>
+              <w:t>Skenario Pengujian</w:t>
+            </w:r>
+          </w:p>
+        </w:tc>
+        <w:tc>
+          <w:tcPr>
+            <w:tcW w:type="dxa" w:w="1701"/>
+            <w:shd w:fill="0D47A1" w:val="clear"/>
+          </w:tcPr>
+          <w:p>
+            <w:pPr>
+              <w:jc w:val="center"/>
+            </w:pPr>
+            <w:r>
+              <w:t>Precondition</w:t>
+            </w:r>
+          </w:p>
+        </w:tc>
+        <w:tc>
+          <w:tcPr>
+            <w:tcW w:type="dxa" w:w="3118"/>
+            <w:shd w:fill="0D47A1" w:val="clear"/>
+          </w:tcPr>
+          <w:p>
+            <w:pPr>
+              <w:jc w:val="center"/>
+            </w:pPr>
+            <w:r>
+              <w:t>Langkah Pengujian</w:t>
+            </w:r>
+          </w:p>
+        </w:tc>
+        <w:tc>
+          <w:tcPr>
+            <w:tcW w:type="dxa" w:w="2551"/>
+            <w:shd w:fill="0D47A1" w:val="clear"/>
+          </w:tcPr>
+          <w:p>
+            <w:pPr>
+              <w:jc w:val="center"/>
+            </w:pPr>
+            <w:r>
+              <w:t>Hasil yang Diharapkan</w:t>
+            </w:r>
+          </w:p>
+        </w:tc>
+        <w:tc>
+          <w:tcPr>
+            <w:tcW w:type="dxa" w:w="2551"/>
+            <w:shd w:fill="0D47A1" w:val="clear"/>
+          </w:tcPr>
+          <w:p>
+            <w:pPr>
+              <w:jc w:val="center"/>
+            </w:pPr>
+            <w:r>
+              <w:t>Hasil Aktual</w:t>
+            </w:r>
+          </w:p>
+        </w:tc>
+        <w:tc>
+          <w:tcPr>
+            <w:tcW w:type="dxa" w:w="1020"/>
+            <w:shd w:fill="0D47A1" w:val="clear"/>
+          </w:tcPr>
+          <w:p>
+            <w:pPr>
+              <w:jc w:val="center"/>
+            </w:pPr>
+            <w:r>
+              <w:t>Status</w:t>
+            </w:r>
+          </w:p>
+        </w:tc>
+      </w:tr>
+      <w:tr>
+        <w:tc>
+          <w:tcPr>
+            <w:tcW w:type="dxa" w:w="567"/>
+            <w:shd w:fill="F5F5F5" w:val="clear"/>
+          </w:tcPr>
+          <w:p>
+            <w:pPr>
+              <w:jc w:val="center"/>
+            </w:pPr>
+            <w:r>
+              <w:t>1</w:t>
+            </w:r>
+          </w:p>
+        </w:tc>
+        <w:tc>
+          <w:tcPr>
+            <w:tcW w:type="dxa" w:w="1814"/>
+            <w:shd w:fill="F5F5F5" w:val="clear"/>
+          </w:tcPr>
+          <w:p>
+            <w:pPr/>
+            <w:r>
+              <w:t>Masuk ke aplikasi tanpa connect wallet (Guest Mode)</w:t>
+            </w:r>
+          </w:p>
+        </w:tc>
+        <w:tc>
+          <w:tcPr>
+            <w:tcW w:type="dxa" w:w="1701"/>
+            <w:shd w:fill="F5F5F5" w:val="clear"/>
+          </w:tcPr>
+          <w:p>
+            <w:pPr/>
+            <w:r>
+              <w:rPr/>
+              <w:t>1. Aplikasi sudah terinstall</w:t>
+            </w:r>
+            <w:r>
+              <w:br/>
+            </w:r>
+            <w:r>
+              <w:rPr/>
+              <w:t>2. MetaMask belum terhubung / tidak terinstall</w:t>
+            </w:r>
+          </w:p>
+        </w:tc>
+        <w:tc>
+          <w:tcPr>
+            <w:tcW w:type="dxa" w:w="3118"/>
+            <w:shd w:fill="F5F5F5" w:val="clear"/>
+          </w:tcPr>
+          <w:p>
+            <w:pPr/>
+            <w:r>
+              <w:rPr/>
+              <w:t>1. Buka aplikasi NFT Logo Marketplace</w:t>
+            </w:r>
+            <w:r>
+              <w:br/>
+            </w:r>
+            <w:r>
+              <w:rPr/>
+              <w:t>2. Sistem menampilkan SplashScreen</w:t>
+            </w:r>
+            <w:r>
+              <w:br/>
+            </w:r>
+            <w:r>
+              <w:rPr/>
+              <w:t>3. Tunggu proses inisialisasi selesai</w:t>
+            </w:r>
+          </w:p>
+        </w:tc>
+        <w:tc>
+          <w:tcPr>
+            <w:tcW w:type="dxa" w:w="2551"/>
+            <w:shd w:fill="F5F5F5" w:val="clear"/>
+          </w:tcPr>
+          <w:p>
+            <w:pPr/>
+            <w:r>
+              <w:rPr/>
+              <w:t>1. Aplikasi langsung masuk ke HomePage tanpa perlu connect wallet</w:t>
+            </w:r>
+            <w:r>
+              <w:br/>
+            </w:r>
+            <w:r>
+              <w:rPr/>
+              <w:t>2. NFT grid ditampilkan (jika ada NFT yang approved)</w:t>
+            </w:r>
+            <w:r>
+              <w:br/>
+            </w:r>
+            <w:r>
+              <w:rPr/>
+              <w:t>3. Tombol "Connect" tampil di header (bukan "Connected")</w:t>
+            </w:r>
+            <w:r>
+              <w:br/>
+            </w:r>
+            <w:r>
+              <w:rPr/>
+              <w:t>4. Search bar dan filter kategori tetap berfungsi</w:t>
+            </w:r>
+          </w:p>
+        </w:tc>
+        <w:tc>
+          <w:tcPr>
+            <w:tcW w:type="dxa" w:w="2551"/>
+            <w:shd w:fill="F5F5F5" w:val="clear"/>
+          </w:tcPr>
+          <w:p>
+            <w:pPr/>
+            <w:r>
+              <w:rPr/>
+              <w:t>1. Aplikasi langsung masuk ke HomePage</w:t>
+            </w:r>
+            <w:r>
+              <w:br/>
+            </w:r>
+            <w:r>
+              <w:rPr/>
+              <w:t>2. NFT grid tampil</w:t>
+            </w:r>
+            <w:r>
+              <w:br/>
+            </w:r>
+            <w:r>
+              <w:rPr/>
+              <w:t>3. Tombol "Connect" muncul di header</w:t>
+            </w:r>
+            <w:r>
+              <w:br/>
+            </w:r>
+            <w:r>
+              <w:rPr/>
+              <w:t>4. Search dan filter berfungsi</w:t>
+            </w:r>
+          </w:p>
+        </w:tc>
+        <w:tc>
+          <w:tcPr>
+            <w:tcW w:type="dxa" w:w="1020"/>
+            <w:shd w:fill="F5F5F5" w:val="clear"/>
+          </w:tcPr>
+          <w:p>
+            <w:pPr>
+              <w:jc w:val="center"/>
+            </w:pPr>
+            <w:r>
+              <w:t>Berhasil</w:t>
+            </w:r>
+          </w:p>
+        </w:tc>
+      </w:tr>
+      <w:tr>
+        <w:tc>
+          <w:tcPr>
+            <w:tcW w:type="dxa" w:w="567"/>
+            <w:shd w:fill="F5F5F5" w:val="clear"/>
+          </w:tcPr>
+          <w:p>
+            <w:pPr>
+              <w:jc w:val="center"/>
+            </w:pPr>
+            <w:r>
+              <w:t>2</w:t>
+            </w:r>
+          </w:p>
+        </w:tc>
+        <w:tc>
+          <w:tcPr>
+            <w:tcW w:type="dxa" w:w="1814"/>
+            <w:shd w:fill="F5F5F5" w:val="clear"/>
+          </w:tcPr>
+          <w:p>
+            <w:pPr/>
+            <w:r>
+              <w:t>Browsing NFT di HomePage tanpa wallet</w:t>
+            </w:r>
+          </w:p>
+        </w:tc>
+        <w:tc>
+          <w:tcPr>
+            <w:tcW w:type="dxa" w:w="1701"/>
+            <w:shd w:fill="F5F5F5" w:val="clear"/>
+          </w:tcPr>
+          <w:p>
+            <w:pPr/>
+            <w:r>
+              <w:rPr/>
+              <w:t>1. Berada di HomePage</w:t>
+            </w:r>
+            <w:r>
+              <w:br/>
+            </w:r>
+            <w:r>
+              <w:rPr/>
+              <w:t>2. Wallet belum terhubung</w:t>
+            </w:r>
+            <w:r>
+              <w:br/>
+            </w:r>
+            <w:r>
+              <w:rPr/>
+              <w:t>3. Terdapat NFT yang sudah disetujui admin</w:t>
+            </w:r>
+          </w:p>
+        </w:tc>
+        <w:tc>
+          <w:tcPr>
+            <w:tcW w:type="dxa" w:w="3118"/>
+            <w:shd w:fill="F5F5F5" w:val="clear"/>
+          </w:tcPr>
+          <w:p>
+            <w:pPr/>
+            <w:r>
+              <w:rPr/>
+              <w:t>1. Scroll untuk melihat daftar NFT</w:t>
+            </w:r>
+            <w:r>
+              <w:br/>
+            </w:r>
+            <w:r>
+              <w:rPr/>
+              <w:t>2. Gunakan search bar untuk mencari NFT</w:t>
+            </w:r>
+            <w:r>
+              <w:br/>
+            </w:r>
+            <w:r>
+              <w:rPr/>
+              <w:t>3. Tap filter kategori (Art, Logo, Brand, dll)</w:t>
+            </w:r>
+          </w:p>
+        </w:tc>
+        <w:tc>
+          <w:tcPr>
+            <w:tcW w:type="dxa" w:w="2551"/>
+            <w:shd w:fill="F5F5F5" w:val="clear"/>
+          </w:tcPr>
+          <w:p>
+            <w:pPr/>
+            <w:r>
+              <w:rPr/>
+              <w:t>1. Grid NFT ditampilkan dengan gambar, nama, harga, dan status</w:t>
+            </w:r>
+            <w:r>
+              <w:br/>
+            </w:r>
+            <w:r>
+              <w:rPr/>
+              <w:t>2. Search berfungsi normal untuk filter berdasarkan nama/deskripsi</w:t>
+            </w:r>
+            <w:r>
+              <w:br/>
+            </w:r>
+            <w:r>
+              <w:rPr/>
+              <w:t>3. Filter kategori berfungsi normal</w:t>
+            </w:r>
+            <w:r>
+              <w:br/>
+            </w:r>
+            <w:r>
+              <w:rPr/>
+              <w:t>4. Jumlah item ("X Items") terupdate sesuai filter</w:t>
+            </w:r>
+          </w:p>
+        </w:tc>
+        <w:tc>
+          <w:tcPr>
+            <w:tcW w:type="dxa" w:w="2551"/>
+            <w:shd w:fill="F5F5F5" w:val="clear"/>
+          </w:tcPr>
+          <w:p>
+            <w:pPr/>
+            <w:r>
+              <w:rPr/>
+              <w:t>1. Grid NFT tampil</w:t>
+            </w:r>
+            <w:r>
+              <w:br/>
+            </w:r>
+            <w:r>
+              <w:rPr/>
+              <w:t>2. Search berfungsi</w:t>
+            </w:r>
+            <w:r>
+              <w:br/>
+            </w:r>
+            <w:r>
+              <w:rPr/>
+              <w:t>3. Filter kategori berfungsi</w:t>
+            </w:r>
+            <w:r>
+              <w:br/>
+            </w:r>
+            <w:r>
+              <w:rPr/>
+              <w:t>4. Jumlah item terupdate</w:t>
+            </w:r>
+          </w:p>
+        </w:tc>
+        <w:tc>
+          <w:tcPr>
+            <w:tcW w:type="dxa" w:w="1020"/>
+            <w:shd w:fill="F5F5F5" w:val="clear"/>
+          </w:tcPr>
+          <w:p>
+            <w:pPr>
+              <w:jc w:val="center"/>
+            </w:pPr>
+            <w:r>
+              <w:t>Berhasil</w:t>
+            </w:r>
+          </w:p>
+        </w:tc>
+      </w:tr>
+      <w:tr>
+        <w:tc>
+          <w:tcPr>
+            <w:tcW w:type="dxa" w:w="567"/>
+            <w:shd w:fill="F5F5F5" w:val="clear"/>
+          </w:tcPr>
+          <w:p>
+            <w:pPr>
+              <w:jc w:val="center"/>
+            </w:pPr>
+            <w:r>
+              <w:t>3</w:t>
+            </w:r>
+          </w:p>
+        </w:tc>
+        <w:tc>
+          <w:tcPr>
+            <w:tcW w:type="dxa" w:w="1814"/>
+            <w:shd w:fill="F5F5F5" w:val="clear"/>
+          </w:tcPr>
+          <w:p>
+            <w:pPr/>
+            <w:r>
+              <w:t>Melihat detail NFT tanpa wallet</w:t>
+            </w:r>
+          </w:p>
+        </w:tc>
+        <w:tc>
+          <w:tcPr>
+            <w:tcW w:type="dxa" w:w="1701"/>
+            <w:shd w:fill="F5F5F5" w:val="clear"/>
+          </w:tcPr>
+          <w:p>
+            <w:pPr/>
+            <w:r>
+              <w:rPr/>
+              <w:t>1. Berada di HomePage tanpa wallet terhubung</w:t>
+            </w:r>
+            <w:r>
+              <w:br/>
+            </w:r>
+            <w:r>
+              <w:rPr/>
+              <w:t>2. Terdapat NFT yang tampil di grid</w:t>
+            </w:r>
+          </w:p>
+        </w:tc>
+        <w:tc>
+          <w:tcPr>
+            <w:tcW w:type="dxa" w:w="3118"/>
+            <w:shd w:fill="F5F5F5" w:val="clear"/>
+          </w:tcPr>
+          <w:p>
+            <w:pPr/>
+            <w:r>
+              <w:rPr/>
+              <w:t>1. Tap salah satu kartu NFT</w:t>
+            </w:r>
+            <w:r>
+              <w:br/>
+            </w:r>
+            <w:r>
+              <w:rPr/>
+              <w:t>2. Lihat halaman detail</w:t>
+            </w:r>
+          </w:p>
+        </w:tc>
+        <w:tc>
+          <w:tcPr>
+            <w:tcW w:type="dxa" w:w="2551"/>
+            <w:shd w:fill="F5F5F5" w:val="clear"/>
+          </w:tcPr>
+          <w:p>
+            <w:pPr/>
+            <w:r>
+              <w:rPr/>
+              <w:t>1. Navigasi ke DetailLogoPage berhasil</w:t>
+            </w:r>
+            <w:r>
+              <w:br/>
+            </w:r>
+            <w:r>
+              <w:rPr/>
+              <w:t>2. Gambar NFT, nama, deskripsi, kategori ditampilkan</w:t>
+            </w:r>
+            <w:r>
+              <w:br/>
+            </w:r>
+            <w:r>
+              <w:rPr/>
+              <w:t>3. Info creator (username/wallet) ditampilkan</w:t>
+            </w:r>
+            <w:r>
+              <w:br/>
+            </w:r>
+            <w:r>
+              <w:rPr/>
+              <w:t>4. Harga dan status auction ditampilkan</w:t>
+            </w:r>
+            <w:r>
+              <w:br/>
+            </w:r>
+            <w:r>
+              <w:rPr/>
+              <w:t>5. Token ID dan blockchain info ditampilkan</w:t>
+            </w:r>
+          </w:p>
+        </w:tc>
+        <w:tc>
+          <w:tcPr>
+            <w:tcW w:type="dxa" w:w="2551"/>
+            <w:shd w:fill="F5F5F5" w:val="clear"/>
+          </w:tcPr>
+          <w:p>
+            <w:pPr/>
+            <w:r>
+              <w:rPr/>
+              <w:t>1. Masuk ke DetailLogoPage</w:t>
+            </w:r>
+            <w:r>
+              <w:br/>
+            </w:r>
+            <w:r>
+              <w:rPr/>
+              <w:t>2. Semua info NFT tampil</w:t>
+            </w:r>
+            <w:r>
+              <w:br/>
+            </w:r>
+            <w:r>
+              <w:rPr/>
+              <w:t>3. Creator info tampil</w:t>
+            </w:r>
+            <w:r>
+              <w:br/>
+            </w:r>
+            <w:r>
+              <w:rPr/>
+              <w:t>4. Harga dan status tampil</w:t>
+            </w:r>
+            <w:r>
+              <w:br/>
+            </w:r>
+            <w:r>
+              <w:rPr/>
+              <w:t>5. Token ID tampil</w:t>
+            </w:r>
+          </w:p>
+        </w:tc>
+        <w:tc>
+          <w:tcPr>
+            <w:tcW w:type="dxa" w:w="1020"/>
+            <w:shd w:fill="F5F5F5" w:val="clear"/>
+          </w:tcPr>
+          <w:p>
+            <w:pPr>
+              <w:jc w:val="center"/>
+            </w:pPr>
+            <w:r>
+              <w:t>Berhasil</w:t>
+            </w:r>
+          </w:p>
+        </w:tc>
+      </w:tr>
+      <w:tr>
+        <w:tc>
+          <w:tcPr>
+            <w:tcW w:type="dxa" w:w="567"/>
+            <w:shd w:fill="F5F5F5" w:val="clear"/>
+          </w:tcPr>
+          <w:p>
+            <w:pPr>
+              <w:jc w:val="center"/>
+            </w:pPr>
+            <w:r>
+              <w:t>4</w:t>
+            </w:r>
+          </w:p>
+        </w:tc>
+        <w:tc>
+          <w:tcPr>
+            <w:tcW w:type="dxa" w:w="1814"/>
+            <w:shd w:fill="F5F5F5" w:val="clear"/>
+          </w:tcPr>
+          <w:p>
+            <w:pPr/>
+            <w:r>
+              <w:t>Melihat auction aktif tanpa wallet</w:t>
+            </w:r>
+          </w:p>
+        </w:tc>
+        <w:tc>
+          <w:tcPr>
+            <w:tcW w:type="dxa" w:w="1701"/>
+            <w:shd w:fill="F5F5F5" w:val="clear"/>
+          </w:tcPr>
+          <w:p>
+            <w:pPr/>
+            <w:r>
+              <w:rPr/>
+              <w:t>1. Wallet belum terhubung</w:t>
+            </w:r>
+            <w:r>
+              <w:br/>
+            </w:r>
+            <w:r>
+              <w:rPr/>
+              <w:t>2. Terdapat NFT dengan auction aktif</w:t>
+            </w:r>
+          </w:p>
+        </w:tc>
+        <w:tc>
+          <w:tcPr>
+            <w:tcW w:type="dxa" w:w="3118"/>
+            <w:shd w:fill="F5F5F5" w:val="clear"/>
+          </w:tcPr>
+          <w:p>
+            <w:pPr/>
+            <w:r>
+              <w:rPr/>
+              <w:t>1. Tap NFT yang sedang dalam auction aktif dari HomePage</w:t>
+            </w:r>
+            <w:r>
+              <w:br/>
+            </w:r>
+            <w:r>
+              <w:rPr/>
+              <w:t>2. Masuk ke AuctionPage</w:t>
+            </w:r>
+          </w:p>
+        </w:tc>
+        <w:tc>
+          <w:tcPr>
+            <w:tcW w:type="dxa" w:w="2551"/>
+            <w:shd w:fill="F5F5F5" w:val="clear"/>
+          </w:tcPr>
+          <w:p>
+            <w:pPr/>
+            <w:r>
+              <w:rPr/>
+              <w:t>1. AuctionPage terbuka</w:t>
+            </w:r>
+            <w:r>
+              <w:br/>
+            </w:r>
+            <w:r>
+              <w:rPr/>
+              <w:t>2. Countdown timer berjalan</w:t>
+            </w:r>
+            <w:r>
+              <w:br/>
+            </w:r>
+            <w:r>
+              <w:rPr/>
+              <w:t>3. Highest bid saat ini ditampilkan</w:t>
+            </w:r>
+            <w:r>
+              <w:br/>
+            </w:r>
+            <w:r>
+              <w:rPr/>
+              <w:t>4. Leaderboard bidder ditampilkan</w:t>
+            </w:r>
+            <w:r>
+              <w:br/>
+            </w:r>
+            <w:r>
+              <w:rPr/>
+              <w:t>5. Tombol "Place Bid" memerlukan wallet connect</w:t>
+            </w:r>
+          </w:p>
+        </w:tc>
+        <w:tc>
+          <w:tcPr>
+            <w:tcW w:type="dxa" w:w="2551"/>
+            <w:shd w:fill="F5F5F5" w:val="clear"/>
+          </w:tcPr>
+          <w:p>
+            <w:pPr/>
+            <w:r>
+              <w:rPr/>
+              <w:t>1. AuctionPage terbuka</w:t>
+            </w:r>
+            <w:r>
+              <w:br/>
+            </w:r>
+            <w:r>
+              <w:rPr/>
+              <w:t>2. Countdown berjalan</w:t>
+            </w:r>
+            <w:r>
+              <w:br/>
+            </w:r>
+            <w:r>
+              <w:rPr/>
+              <w:t>3. Highest bid tampil</w:t>
+            </w:r>
+            <w:r>
+              <w:br/>
+            </w:r>
+            <w:r>
+              <w:rPr/>
+              <w:t>4. Leaderboard tampil</w:t>
+            </w:r>
+            <w:r>
+              <w:br/>
+            </w:r>
+            <w:r>
+              <w:rPr/>
+              <w:t>5. Bid memerlukan wallet</w:t>
+            </w:r>
+          </w:p>
+        </w:tc>
+        <w:tc>
+          <w:tcPr>
+            <w:tcW w:type="dxa" w:w="1020"/>
+            <w:shd w:fill="F5F5F5" w:val="clear"/>
+          </w:tcPr>
+          <w:p>
+            <w:pPr>
+              <w:jc w:val="center"/>
+            </w:pPr>
+            <w:r>
+              <w:t>Berhasil</w:t>
+            </w:r>
+          </w:p>
+        </w:tc>
+      </w:tr>
+      <w:tr>
+        <w:tc>
+          <w:tcPr>
+            <w:tcW w:type="dxa" w:w="567"/>
+            <w:shd w:fill="F5F5F5" w:val="clear"/>
+          </w:tcPr>
+          <w:p>
+            <w:pPr>
+              <w:jc w:val="center"/>
+            </w:pPr>
+            <w:r>
+              <w:t>5</w:t>
+            </w:r>
+          </w:p>
+        </w:tc>
+        <w:tc>
+          <w:tcPr>
+            <w:tcW w:type="dxa" w:w="1814"/>
+            <w:shd w:fill="F5F5F5" w:val="clear"/>
+          </w:tcPr>
+          <w:p>
+            <w:pPr/>
+            <w:r>
+              <w:t>Akses Upload/Mint NFT tanpa wallet – ditolak</w:t>
+            </w:r>
+          </w:p>
+        </w:tc>
+        <w:tc>
+          <w:tcPr>
+            <w:tcW w:type="dxa" w:w="1701"/>
+            <w:shd w:fill="F5F5F5" w:val="clear"/>
+          </w:tcPr>
+          <w:p>
+            <w:pPr/>
+            <w:r>
+              <w:rPr/>
+              <w:t>1. Berada di HomePage</w:t>
+            </w:r>
+            <w:r>
+              <w:br/>
+            </w:r>
+            <w:r>
+              <w:rPr/>
+              <w:t>2. Wallet belum terhubung</w:t>
+            </w:r>
+          </w:p>
+        </w:tc>
+        <w:tc>
+          <w:tcPr>
+            <w:tcW w:type="dxa" w:w="3118"/>
+            <w:shd w:fill="F5F5F5" w:val="clear"/>
+          </w:tcPr>
+          <w:p>
+            <w:pPr/>
+            <w:r>
+              <w:rPr/>
+              <w:t>1. Tap tab "Upload" di bottom navigation bar</w:t>
+            </w:r>
+          </w:p>
+        </w:tc>
+        <w:tc>
+          <w:tcPr>
+            <w:tcW w:type="dxa" w:w="2551"/>
+            <w:shd w:fill="F5F5F5" w:val="clear"/>
+          </w:tcPr>
+          <w:p>
+            <w:pPr/>
+            <w:r>
+              <w:rPr/>
+              <w:t>1. WalletConnectModal muncul dengan judul "Connect Wallet Required"</w:t>
+            </w:r>
+            <w:r>
+              <w:br/>
+            </w:r>
+            <w:r>
+              <w:rPr/>
+              <w:t>2. Pesan "Please connect your wallet to mint and upload NFTs."</w:t>
+            </w:r>
+            <w:r>
+              <w:br/>
+            </w:r>
+            <w:r>
+              <w:rPr/>
+              <w:t>3. Pengguna TIDAK bisa masuk ke UploadPage</w:t>
+            </w:r>
+            <w:r>
+              <w:br/>
+            </w:r>
+            <w:r>
+              <w:rPr/>
+              <w:t>4. Jika cancel, tetap di HomePage</w:t>
+            </w:r>
+          </w:p>
+        </w:tc>
+        <w:tc>
+          <w:tcPr>
+            <w:tcW w:type="dxa" w:w="2551"/>
+            <w:shd w:fill="F5F5F5" w:val="clear"/>
+          </w:tcPr>
+          <w:p>
+            <w:pPr/>
+            <w:r>
+              <w:rPr/>
+              <w:t>1. WalletConnectModal muncul</w:t>
+            </w:r>
+            <w:r>
+              <w:br/>
+            </w:r>
+            <w:r>
+              <w:rPr/>
+              <w:t>2. Pesan connect wallet tampil</w:t>
+            </w:r>
+            <w:r>
+              <w:br/>
+            </w:r>
+            <w:r>
+              <w:rPr/>
+              <w:t>3. Tidak bisa masuk UploadPage</w:t>
+            </w:r>
+            <w:r>
+              <w:br/>
+            </w:r>
+            <w:r>
+              <w:rPr/>
+              <w:t>4. Tetap di HomePage setelah cancel</w:t>
+            </w:r>
+          </w:p>
+        </w:tc>
+        <w:tc>
+          <w:tcPr>
+            <w:tcW w:type="dxa" w:w="1020"/>
+            <w:shd w:fill="F5F5F5" w:val="clear"/>
+          </w:tcPr>
+          <w:p>
+            <w:pPr>
+              <w:jc w:val="center"/>
+            </w:pPr>
+            <w:r>
+              <w:t>Berhasil</w:t>
+            </w:r>
+          </w:p>
+        </w:tc>
+      </w:tr>
+      <w:tr>
+        <w:tc>
+          <w:tcPr>
+            <w:tcW w:type="dxa" w:w="567"/>
+            <w:shd w:fill="F5F5F5" w:val="clear"/>
+          </w:tcPr>
+          <w:p>
+            <w:pPr>
+              <w:jc w:val="center"/>
+            </w:pPr>
+            <w:r>
+              <w:t>6</w:t>
+            </w:r>
+          </w:p>
+        </w:tc>
+        <w:tc>
+          <w:tcPr>
+            <w:tcW w:type="dxa" w:w="1814"/>
+            <w:shd w:fill="F5F5F5" w:val="clear"/>
+          </w:tcPr>
+          <w:p>
+            <w:pPr/>
+            <w:r>
+              <w:t>Akses Profile tanpa wallet – ditolak</w:t>
+            </w:r>
+          </w:p>
+        </w:tc>
+        <w:tc>
+          <w:tcPr>
+            <w:tcW w:type="dxa" w:w="1701"/>
+            <w:shd w:fill="F5F5F5" w:val="clear"/>
+          </w:tcPr>
+          <w:p>
+            <w:pPr/>
+            <w:r>
+              <w:rPr/>
+              <w:t>1. Berada di HomePage</w:t>
+            </w:r>
+            <w:r>
+              <w:br/>
+            </w:r>
+            <w:r>
+              <w:rPr/>
+              <w:t>2. Wallet belum terhubung</w:t>
+            </w:r>
+          </w:p>
+        </w:tc>
+        <w:tc>
+          <w:tcPr>
+            <w:tcW w:type="dxa" w:w="3118"/>
+            <w:shd w:fill="F5F5F5" w:val="clear"/>
+          </w:tcPr>
+          <w:p>
+            <w:pPr/>
+            <w:r>
+              <w:rPr/>
+              <w:t>1. Tap tab "Profile" di bottom navigation bar</w:t>
+            </w:r>
+          </w:p>
+        </w:tc>
+        <w:tc>
+          <w:tcPr>
+            <w:tcW w:type="dxa" w:w="2551"/>
+            <w:shd w:fill="F5F5F5" w:val="clear"/>
+          </w:tcPr>
+          <w:p>
+            <w:pPr/>
+            <w:r>
+              <w:rPr/>
+              <w:t>1. WalletConnectModal muncul dengan judul "Connect Wallet Required"</w:t>
+            </w:r>
+            <w:r>
+              <w:br/>
+            </w:r>
+            <w:r>
+              <w:rPr/>
+              <w:t>2. Pesan "Please connect your wallet to access your profile and collection."</w:t>
+            </w:r>
+            <w:r>
+              <w:br/>
+            </w:r>
+            <w:r>
+              <w:rPr/>
+              <w:t>3. Pengguna TIDAK bisa masuk ke ProfilePage</w:t>
+            </w:r>
+            <w:r>
+              <w:br/>
+            </w:r>
+            <w:r>
+              <w:rPr/>
+              <w:t>4. Jika cancel, tetap di HomePage</w:t>
+            </w:r>
+          </w:p>
+        </w:tc>
+        <w:tc>
+          <w:tcPr>
+            <w:tcW w:type="dxa" w:w="2551"/>
+            <w:shd w:fill="F5F5F5" w:val="clear"/>
+          </w:tcPr>
+          <w:p>
+            <w:pPr/>
+            <w:r>
+              <w:rPr/>
+              <w:t>1. WalletConnectModal muncul</w:t>
+            </w:r>
+            <w:r>
+              <w:br/>
+            </w:r>
+            <w:r>
+              <w:rPr/>
+              <w:t>2. Pesan connect wallet tampil</w:t>
+            </w:r>
+            <w:r>
+              <w:br/>
+            </w:r>
+            <w:r>
+              <w:rPr/>
+              <w:t>3. Tidak bisa masuk ProfilePage</w:t>
+            </w:r>
+            <w:r>
+              <w:br/>
+            </w:r>
+            <w:r>
+              <w:rPr/>
+              <w:t>4. Tetap di HomePage setelah cancel</w:t>
+            </w:r>
+          </w:p>
+        </w:tc>
+        <w:tc>
+          <w:tcPr>
+            <w:tcW w:type="dxa" w:w="1020"/>
+            <w:shd w:fill="F5F5F5" w:val="clear"/>
+          </w:tcPr>
+          <w:p>
+            <w:pPr>
+              <w:jc w:val="center"/>
+            </w:pPr>
+            <w:r>
+              <w:t>Berhasil</w:t>
+            </w:r>
+          </w:p>
+        </w:tc>
+      </w:tr>
+      <w:tr>
+        <w:tc>
+          <w:tcPr>
+            <w:tcW w:type="dxa" w:w="567"/>
+            <w:shd w:fill="F5F5F5" w:val="clear"/>
+          </w:tcPr>
+          <w:p>
+            <w:pPr>
+              <w:jc w:val="center"/>
+            </w:pPr>
+            <w:r>
+              <w:t>7</w:t>
+            </w:r>
+          </w:p>
+        </w:tc>
+        <w:tc>
+          <w:tcPr>
+            <w:tcW w:type="dxa" w:w="1814"/>
+            <w:shd w:fill="F5F5F5" w:val="clear"/>
+          </w:tcPr>
+          <w:p>
+            <w:pPr/>
+            <w:r>
+              <w:t>Connect wallet dari Guest Mode via tombol header</w:t>
+            </w:r>
+          </w:p>
+        </w:tc>
+        <w:tc>
+          <w:tcPr>
+            <w:tcW w:type="dxa" w:w="1701"/>
+            <w:shd w:fill="F5F5F5" w:val="clear"/>
+          </w:tcPr>
+          <w:p>
+            <w:pPr/>
+            <w:r>
+              <w:rPr/>
+              <w:t>1. Berada di HomePage tanpa wallet</w:t>
+            </w:r>
+            <w:r>
+              <w:br/>
+            </w:r>
+            <w:r>
+              <w:rPr/>
+              <w:t>2. MetaMask terinstall</w:t>
+            </w:r>
+          </w:p>
+        </w:tc>
+        <w:tc>
+          <w:tcPr>
+            <w:tcW w:type="dxa" w:w="3118"/>
+            <w:shd w:fill="F5F5F5" w:val="clear"/>
+          </w:tcPr>
+          <w:p>
+            <w:pPr/>
+            <w:r>
+              <w:rPr/>
+              <w:t>1. Tap tombol "Connect" di header HomePage</w:t>
+            </w:r>
+            <w:r>
+              <w:br/>
+            </w:r>
+            <w:r>
+              <w:rPr/>
+              <w:t>2. WalletConnectModal terbuka</w:t>
+            </w:r>
+            <w:r>
+              <w:br/>
+            </w:r>
+            <w:r>
+              <w:rPr/>
+              <w:t>3. Tap "Connect Wallet"</w:t>
+            </w:r>
+            <w:r>
+              <w:br/>
+            </w:r>
+            <w:r>
+              <w:rPr/>
+              <w:t>4. Pilih wallet (MetaMask)</w:t>
+            </w:r>
+            <w:r>
+              <w:br/>
+            </w:r>
+            <w:r>
+              <w:rPr/>
+              <w:t>5. Approve koneksi di MetaMask</w:t>
+            </w:r>
+          </w:p>
+        </w:tc>
+        <w:tc>
+          <w:tcPr>
+            <w:tcW w:type="dxa" w:w="2551"/>
+            <w:shd w:fill="F5F5F5" w:val="clear"/>
+          </w:tcPr>
+          <w:p>
+            <w:pPr/>
+            <w:r>
+              <w:rPr/>
+              <w:t>1. WalletConnectModal muncul</w:t>
+            </w:r>
+            <w:r>
+              <w:br/>
+            </w:r>
+            <w:r>
+              <w:rPr/>
+              <w:t>2. Wallet picker bottom sheet terbuka</w:t>
+            </w:r>
+            <w:r>
+              <w:br/>
+            </w:r>
+            <w:r>
+              <w:rPr/>
+              <w:t>3. MetaMask terbuka untuk approval</w:t>
+            </w:r>
+            <w:r>
+              <w:br/>
+            </w:r>
+            <w:r>
+              <w:rPr/>
+              <w:t>4. Setelah approved, wallet terhubung</w:t>
+            </w:r>
+            <w:r>
+              <w:br/>
+            </w:r>
+            <w:r>
+              <w:rPr/>
+              <w:t>5. Tombol berubah menjadi "Connected"</w:t>
+            </w:r>
+            <w:r>
+              <w:br/>
+            </w:r>
+            <w:r>
+              <w:rPr/>
+              <w:t>6. Semua fitur (Upload, Profile) sekarang bisa diakses</w:t>
+            </w:r>
+          </w:p>
+        </w:tc>
+        <w:tc>
+          <w:tcPr>
+            <w:tcW w:type="dxa" w:w="2551"/>
+            <w:shd w:fill="F5F5F5" w:val="clear"/>
+          </w:tcPr>
+          <w:p>
+            <w:pPr/>
+            <w:r>
+              <w:rPr/>
+              <w:t>1. Modal muncul</w:t>
+            </w:r>
+            <w:r>
+              <w:br/>
+            </w:r>
+            <w:r>
+              <w:rPr/>
+              <w:t>2. Wallet picker terbuka</w:t>
+            </w:r>
+            <w:r>
+              <w:br/>
+            </w:r>
+            <w:r>
+              <w:rPr/>
+              <w:t>3. MetaMask terbuka</w:t>
+            </w:r>
+            <w:r>
+              <w:br/>
+            </w:r>
+            <w:r>
+              <w:rPr/>
+              <w:t>4. Wallet terhubung</w:t>
+            </w:r>
+            <w:r>
+              <w:br/>
+            </w:r>
+            <w:r>
+              <w:rPr/>
+              <w:t>5. Tombol berubah "Connected"</w:t>
+            </w:r>
+            <w:r>
+              <w:br/>
+            </w:r>
+            <w:r>
+              <w:rPr/>
+              <w:t>6. Semua fitur bisa diakses</w:t>
+            </w:r>
+          </w:p>
+        </w:tc>
+        <w:tc>
+          <w:tcPr>
+            <w:tcW w:type="dxa" w:w="1020"/>
+            <w:shd w:fill="F5F5F5" w:val="clear"/>
+          </w:tcPr>
+          <w:p>
+            <w:pPr>
+              <w:jc w:val="center"/>
+            </w:pPr>
+            <w:r>
+              <w:t>Berhasil</w:t>
+            </w:r>
+          </w:p>
+        </w:tc>
+      </w:tr>
+      <w:tr>
+        <w:tc>
+          <w:tcPr>
+            <w:tcW w:type="dxa" w:w="567"/>
+            <w:shd w:fill="F5F5F5" w:val="clear"/>
+          </w:tcPr>
+          <w:p>
+            <w:pPr>
+              <w:jc w:val="center"/>
+            </w:pPr>
+            <w:r>
+              <w:t>8</w:t>
+            </w:r>
+          </w:p>
+        </w:tc>
+        <w:tc>
+          <w:tcPr>
+            <w:tcW w:type="dxa" w:w="1814"/>
+            <w:shd w:fill="F5F5F5" w:val="clear"/>
+          </w:tcPr>
+          <w:p>
+            <w:pPr/>
+            <w:r>
+              <w:t>Connect wallet dari prompt saat akses fitur terbatas</w:t>
+            </w:r>
+          </w:p>
+        </w:tc>
+        <w:tc>
+          <w:tcPr>
+            <w:tcW w:type="dxa" w:w="1701"/>
+            <w:shd w:fill="F5F5F5" w:val="clear"/>
+          </w:tcPr>
+          <w:p>
+            <w:pPr/>
+            <w:r>
+              <w:rPr/>
+              <w:t>1. Berada di HomePage tanpa wallet</w:t>
+            </w:r>
+            <w:r>
+              <w:br/>
+            </w:r>
+            <w:r>
+              <w:rPr/>
+              <w:t>2. MetaMask terinstall</w:t>
+            </w:r>
+          </w:p>
+        </w:tc>
+        <w:tc>
+          <w:tcPr>
+            <w:tcW w:type="dxa" w:w="3118"/>
+            <w:shd w:fill="F5F5F5" w:val="clear"/>
+          </w:tcPr>
+          <w:p>
+            <w:pPr/>
+            <w:r>
+              <w:rPr/>
+              <w:t>1. Tap tab "Upload" (atau "Profile")</w:t>
+            </w:r>
+            <w:r>
+              <w:br/>
+            </w:r>
+            <w:r>
+              <w:rPr/>
+              <w:t>2. WalletConnectModal muncul</w:t>
+            </w:r>
+            <w:r>
+              <w:br/>
+            </w:r>
+            <w:r>
+              <w:rPr/>
+              <w:t>3. Tap "Connect Wallet"</w:t>
+            </w:r>
+            <w:r>
+              <w:br/>
+            </w:r>
+            <w:r>
+              <w:rPr/>
+              <w:t>4. Approve di MetaMask</w:t>
+            </w:r>
+          </w:p>
+        </w:tc>
+        <w:tc>
+          <w:tcPr>
+            <w:tcW w:type="dxa" w:w="2551"/>
+            <w:shd w:fill="F5F5F5" w:val="clear"/>
+          </w:tcPr>
+          <w:p>
+            <w:pPr/>
+            <w:r>
+              <w:rPr/>
+              <w:t>1. Setelah wallet terhubung, otomatis navigasi ke halaman yang dituju (Upload/Profile)</w:t>
+            </w:r>
+            <w:r>
+              <w:br/>
+            </w:r>
+            <w:r>
+              <w:rPr/>
+              <w:t>2. Pengguna tidak perlu tap ulang tab tersebut</w:t>
+            </w:r>
+          </w:p>
+        </w:tc>
+        <w:tc>
+          <w:tcPr>
+            <w:tcW w:type="dxa" w:w="2551"/>
+            <w:shd w:fill="F5F5F5" w:val="clear"/>
+          </w:tcPr>
+          <w:p>
+            <w:pPr/>
+            <w:r>
+              <w:rPr/>
+              <w:t>1. Setelah connect, otomatis masuk ke halaman tujuan</w:t>
+            </w:r>
+            <w:r>
+              <w:br/>
+            </w:r>
+            <w:r>
+              <w:rPr/>
+              <w:t>2. Tidak perlu tap ulang</w:t>
+            </w:r>
+          </w:p>
+        </w:tc>
+        <w:tc>
+          <w:tcPr>
+            <w:tcW w:type="dxa" w:w="1020"/>
+            <w:shd w:fill="F5F5F5" w:val="clear"/>
+          </w:tcPr>
+          <w:p>
+            <w:pPr>
+              <w:jc w:val="center"/>
+            </w:pPr>
+            <w:r>
+              <w:t>Berhasil</w:t>
+            </w:r>
+          </w:p>
+        </w:tc>
+      </w:tr>
+    </w:tbl>
+    <w:p/>
+    <w:p>
       <w:pPr>
         <w:pStyle w:val="Heading1"/>
       </w:pPr>
@@ -13321,23 +14727,22 @@
         <w:tc>
           <w:tcPr>
             <w:tcW w:type="dxa" w:w="5528"/>
-            <w:shd w:fill="E3F2FD" w:val="clear"/>
-          </w:tcPr>
-          <w:p>
-            <w:r/>
-            <w:r>
-              <w:rPr>
-                <w:b/>
-                <w:sz w:val="20"/>
-              </w:rPr>
-              <w:t>TOTAL</w:t>
+            <w:shd w:fill="F5F5F5" w:val="clear"/>
+          </w:tcPr>
+          <w:p>
+            <w:r/>
+            <w:r>
+              <w:rPr>
+                <w:sz w:val="18"/>
+              </w:rPr>
+              <w:t>TC-U15: Guest Mode (Browsing Tanpa Wallet)</w:t>
             </w:r>
           </w:p>
         </w:tc>
         <w:tc>
           <w:tcPr>
             <w:tcW w:type="dxa" w:w="5528"/>
-            <w:shd w:fill="E3F2FD" w:val="clear"/>
+            <w:shd w:fill="F5F5F5" w:val="clear"/>
           </w:tcPr>
           <w:p>
             <w:pPr>
@@ -13346,17 +14751,16 @@
             <w:r/>
             <w:r>
               <w:rPr>
-                <w:b/>
-                <w:sz w:val="20"/>
-              </w:rPr>
-              <w:t>75</w:t>
+                <w:sz w:val="18"/>
+              </w:rPr>
+              <w:t>8</w:t>
             </w:r>
           </w:p>
         </w:tc>
         <w:tc>
           <w:tcPr>
             <w:tcW w:type="dxa" w:w="5528"/>
-            <w:shd w:fill="E3F2FD" w:val="clear"/>
+            <w:shd w:fill="F5F5F5" w:val="clear"/>
           </w:tcPr>
           <w:p>
             <w:pPr>
@@ -13365,10 +14769,84 @@
             <w:r/>
             <w:r>
               <w:rPr>
+                <w:color w:val="2E7D32"/>
+                <w:sz w:val="18"/>
+              </w:rPr>
+              <w:t>8</w:t>
+            </w:r>
+          </w:p>
+        </w:tc>
+        <w:tc>
+          <w:tcPr>
+            <w:tcW w:type="dxa" w:w="5528"/>
+            <w:shd w:fill="F5F5F5" w:val="clear"/>
+          </w:tcPr>
+          <w:p>
+            <w:pPr>
+              <w:jc w:val="center"/>
+            </w:pPr>
+            <w:r/>
+            <w:r>
+              <w:rPr>
+                <w:sz w:val="18"/>
+              </w:rPr>
+              <w:t>0</w:t>
+            </w:r>
+          </w:p>
+        </w:tc>
+      </w:tr>
+      <w:tr>
+        <w:tc>
+          <w:tcPr>
+            <w:tcW w:type="dxa" w:w="5528"/>
+            <w:shd w:fill="E3F2FD" w:val="clear"/>
+          </w:tcPr>
+          <w:p>
+            <w:r/>
+            <w:r>
+              <w:rPr>
                 <w:b/>
                 <w:sz w:val="20"/>
               </w:rPr>
-              <w:t>75</w:t>
+              <w:t>TOTAL</w:t>
+            </w:r>
+          </w:p>
+        </w:tc>
+        <w:tc>
+          <w:tcPr>
+            <w:tcW w:type="dxa" w:w="5528"/>
+            <w:shd w:fill="E3F2FD" w:val="clear"/>
+          </w:tcPr>
+          <w:p>
+            <w:pPr>
+              <w:jc w:val="center"/>
+            </w:pPr>
+            <w:r/>
+            <w:r>
+              <w:rPr>
+                <w:b/>
+                <w:sz w:val="20"/>
+              </w:rPr>
+              <w:t>83</w:t>
+            </w:r>
+          </w:p>
+        </w:tc>
+        <w:tc>
+          <w:tcPr>
+            <w:tcW w:type="dxa" w:w="5528"/>
+            <w:shd w:fill="E3F2FD" w:val="clear"/>
+          </w:tcPr>
+          <w:p>
+            <w:pPr>
+              <w:jc w:val="center"/>
+            </w:pPr>
+            <w:r/>
+            <w:r>
+              <w:rPr>
+                <w:b/>
+                <w:sz w:val="20"/>
+              </w:rPr>
+              <w:t>83</w:t>
             </w:r>
           </w:p>
         </w:tc>
@@ -13400,7 +14878,7 @@
           <w:b/>
           <w:sz w:val="22"/>
         </w:rPr>
-        <w:t xml:space="preserve">Total Test Case: 75  |  Berhasil: 75  |  Gagal: 0  |  </w:t>
+        <w:t xml:space="preserve">Total Test Case: 83  |  Berhasil: 83  |  Gagal: 0  |  </w:t>
       </w:r>
       <w:r>
         <w:rPr>
@@ -13418,13 +14896,13 @@
           <w:b/>
           <w:sz w:val="22"/>
         </w:rPr>
-        <w:t>Kesimpulan: Seluruh test case pada sisi user telah diuji dan berhasil sesuai yang diharapkan. Semua fitur utama — mulai dari koneksi wallet via HomePage, profile setup wajib untuk pengguna baru, upload/mint NFT, auction, bidding, pembayaran, manajemen profil, re-auction, report, notifikasi, hingga disconnect — berfungsi dengan baik dan sesuai spesifikasi yang dirancang.</w:t>
+        <w:t>Kesimpulan: Seluruh test case pada sisi user telah diuji dan berhasil sesuai yang diharapkan. Semua fitur utama — mulai dari koneksi wallet via HomePage, profile setup wajib untuk pengguna baru, upload/mint NFT, auction, bidding, pembayaran, manajemen profil, re-auction, report, notifikasi, guest mode (browsing tanpa wallet), hingga disconnect — berfungsi dengan baik dan sesuai spesifikasi yang dirancang.</w:t>
       </w:r>
       <w:r>
         <w:rPr>
           <w:sz w:val="22"/>
         </w:rPr>
-        <w:t>Seluruh test case pada sisi user telah diuji dan berhasil sesuai yang diharapkan. Semua fitur utama — mulai dari koneksi wallet, profile setup, upload/mint NFT, auction, bidding, pembayaran, manajemen profil, re-auction, report, notifikasi, hingga disconnect — berfungsi dengan baik dan sesuai spesifikasi yang dirancang.</w:t>
+        <w:t>Seluruh test case pada sisi user telah diuji dan berhasil sesuai yang diharapkan. Semua fitur utama — mulai dari koneksi wallet, profile setup, upload/mint NFT, auction, bidding, pembayaran, manajemen profil, re-auction, report, notifikasi, guest mode (browsing tanpa wallet), hingga disconnect — berfungsi dengan baik dan sesuai spesifikasi yang dirancang.</w:t>
       </w:r>
     </w:p>
     <w:sectPr>
